--- a/NIST-800-82/CSW-NIST-800-82-Compliance-Report.docx
+++ b/NIST-800-82/CSW-NIST-800-82-Compliance-Report.docx
@@ -10,7 +10,7 @@
         <w:t xml:space="preserve">Cisco Secure Workload - NIST SP 800-82 Compliance Report</w:t>
       </w:r>
     </w:p>
-    <w:bookmarkStart w:id="17" w:name="Xc5311755b19c182beda03d2259822b4a09abfa3"/>
+    <w:bookmarkStart w:id="22" w:name="Xc5311755b19c182beda03d2259822b4a09abfa3"/>
     <w:p>
       <w:pPr>
         <w:pStyle w:val="Heading1"/>
@@ -43,7 +43,7 @@
         <w:t xml:space="preserve"> </w:t>
       </w:r>
       <w:r>
-        <w:t xml:space="preserve">NIST SP 800-82 - Guide to Operational Technology Security</w:t>
+        <w:t xml:space="preserve">NIST SP 800-82 Revision 3 - Guide to Operational Technology (OT) Security (September 2023)</w:t>
       </w:r>
       <w:r>
         <w:br/>
@@ -59,7 +59,7 @@
         <w:t xml:space="preserve"> </w:t>
       </w:r>
       <w:r>
-        <w:t xml:space="preserve">Security architects, plant IT/OT teams, industrial asset owners, and SOC teams.</w:t>
+        <w:t xml:space="preserve">Industrial / critical-infrastructure operators (manufacturing, energy, water, transportation, pharma, food production) and any organisation with an OT estate whose IT-side boundary must demonstrate segmentation hygiene.</w:t>
       </w:r>
       <w:r>
         <w:br/>
@@ -75,7 +75,7 @@
         <w:t xml:space="preserve"> </w:t>
       </w:r>
       <w:r>
-        <w:t xml:space="preserve">OT-adjacent IT segmentation for jump hosts, historians, patch repositories, identity services, and vendor access.</w:t>
+        <w:t xml:space="preserve">IT-side segmentation adjacent to OT zones; the OT device layer is addressed by an OT-native product (Cyber Vision, Claroty, Nozomi). CSW focuses on the IT-side workloads (historians, engineering workstations, jump hosts, IT/OT DMZ, monitoring, patch / asset servers).</w:t>
       </w:r>
     </w:p>
     <w:p>
@@ -86,12 +86,96 @@
       </w:r>
     </w:p>
     <w:bookmarkEnd w:id="9"/>
-    <w:bookmarkStart w:id="10" w:name="executive-summary"/>
+    <w:bookmarkStart w:id="10" w:name="framework-version-note"/>
     <w:p>
       <w:pPr>
         <w:pStyle w:val="Heading2"/>
       </w:pPr>
       <w:r>
+        <w:t xml:space="preserve">Framework Version Note</w:t>
+      </w:r>
+    </w:p>
+    <w:p>
+      <w:pPr>
+        <w:pStyle w:val="FirstParagraph"/>
+      </w:pPr>
+      <w:r>
+        <w:t xml:space="preserve">NIST SP 800-82 Rev. 3 is guidance, not a separate control catalogue. It uses NIST SP 800-53 Rev. 5 as its underlying control framework and provides an OT-tailored overlay. This report references 800-82 topic areas and the 800-53 control families they align to; the customer’s OT cybersecurity programme determines the actual control tailoring.</w:t>
+      </w:r>
+    </w:p>
+    <w:bookmarkEnd w:id="10"/>
+    <w:bookmarkStart w:id="11" w:name="csw-ui-navigation-note"/>
+    <w:p>
+      <w:pPr>
+        <w:pStyle w:val="Heading2"/>
+      </w:pPr>
+      <w:r>
+        <w:t xml:space="preserve">CSW UI Navigation Note</w:t>
+      </w:r>
+    </w:p>
+    <w:p>
+      <w:pPr>
+        <w:pStyle w:val="FirstParagraph"/>
+      </w:pPr>
+      <w:r>
+        <w:t xml:space="preserve">Cisco does not yet publish framework-specific CSW UI navigation for this standard; framework-specific navigation is on the product roadmap. This report references CSW</w:t>
+      </w:r>
+      <w:r>
+        <w:t xml:space="preserve"> </w:t>
+      </w:r>
+      <w:r>
+        <w:rPr>
+          <w:i/>
+          <w:iCs/>
+        </w:rPr>
+        <w:t xml:space="preserve">capabilities</w:t>
+      </w:r>
+      <w:r>
+        <w:t xml:space="preserve"> </w:t>
+      </w:r>
+      <w:r>
+        <w:t xml:space="preserve">and the</w:t>
+      </w:r>
+      <w:r>
+        <w:t xml:space="preserve"> </w:t>
+      </w:r>
+      <w:r>
+        <w:rPr>
+          <w:i/>
+          <w:iCs/>
+        </w:rPr>
+        <w:t xml:space="preserve">evidence artifacts</w:t>
+      </w:r>
+      <w:r>
+        <w:t xml:space="preserve"> </w:t>
+      </w:r>
+      <w:r>
+        <w:t xml:space="preserve">they produce. The technical runbook (</w:t>
+      </w:r>
+      <w:r>
+        <w:rPr>
+          <w:rStyle w:val="VerbatimChar"/>
+        </w:rPr>
+        <w:t xml:space="preserve">CSW-NIST-800-82-Technical-Runbook.md</w:t>
+      </w:r>
+      <w:r>
+        <w:t xml:space="preserve">) in this folder contains the deeper engineering detail.</w:t>
+      </w:r>
+    </w:p>
+    <w:p>
+      <w:r>
+        <w:pict>
+          <v:rect style="width:0;height:1.5pt" o:hralign="center" o:hrstd="t" o:hr="t"/>
+        </w:pict>
+      </w:r>
+    </w:p>
+    <w:bookmarkEnd w:id="11"/>
+    <w:bookmarkStart w:id="12" w:name="executive-summary"/>
+    <w:p>
+      <w:pPr>
+        <w:pStyle w:val="Heading2"/>
+      </w:pPr>
+      <w:r>
         <w:t xml:space="preserve">Executive Summary</w:t>
       </w:r>
     </w:p>
@@ -100,7 +184,7 @@
         <w:pStyle w:val="FirstParagraph"/>
       </w:pPr>
       <w:r>
-        <w:t xml:space="preserve">Cisco Secure Workload (CSW) can support this framework by producing workload-level evidence for inventory, application dependency mapping, segmentation design, policy simulation, vulnerability context, and incident investigation. The strongest customer story is not that CSW</w:t>
+        <w:t xml:space="preserve">Cisco Secure Workload (CSW) supports a defined subset of this framework. The strongest customer story is not that CSW</w:t>
       </w:r>
       <w:r>
         <w:t xml:space="preserve"> </w:t>
@@ -112,11 +196,43 @@
         <w:t xml:space="preserve"> </w:t>
       </w:r>
       <w:r>
-        <w:t xml:space="preserve">compliance; it is that CSW turns workload communication into evidence that control owners, assessors, and technical teams can review.</w:t>
-      </w:r>
-    </w:p>
-    <w:bookmarkEnd w:id="10"/>
-    <w:bookmarkStart w:id="11" w:name="suggested-csw-scope-pattern"/>
+        <w:t xml:space="preserve">compliance; it is that CSW turns workload communication and inventory into evidence that the customer, the customer’s compliance team, and the customer’s assessor can review. This report describes which framework topics CSW supports, which it does not, what evidence artifacts CSW produces, and how often the customer should collect them. CSW does</w:t>
+      </w:r>
+      <w:r>
+        <w:t xml:space="preserve"> </w:t>
+      </w:r>
+      <w:r>
+        <w:rPr>
+          <w:b/>
+          <w:bCs/>
+        </w:rPr>
+        <w:t xml:space="preserve">not</w:t>
+      </w:r>
+      <w:r>
+        <w:t xml:space="preserve"> </w:t>
+      </w:r>
+      <w:r>
+        <w:t xml:space="preserve">replace the customer’s governance, policy, or assessor judgement, and this report is</w:t>
+      </w:r>
+      <w:r>
+        <w:t xml:space="preserve"> </w:t>
+      </w:r>
+      <w:r>
+        <w:rPr>
+          <w:b/>
+          <w:bCs/>
+        </w:rPr>
+        <w:t xml:space="preserve">not</w:t>
+      </w:r>
+      <w:r>
+        <w:t xml:space="preserve"> </w:t>
+      </w:r>
+      <w:r>
+        <w:t xml:space="preserve">a control attestation.</w:t>
+      </w:r>
+    </w:p>
+    <w:bookmarkEnd w:id="12"/>
+    <w:bookmarkStart w:id="13" w:name="suggested-csw-scope-pattern"/>
     <w:p>
       <w:pPr>
         <w:pStyle w:val="Heading2"/>
@@ -127,7 +243,7 @@
     </w:p>
     <w:p>
       <w:pPr>
-        <w:pStyle w:val="FirstParagraph"/>
+        <w:pStyle w:val="SourceCode"/>
       </w:pPr>
       <w:r>
         <w:rPr>
@@ -136,97 +252,58 @@
         <w:t xml:space="preserve">NIST-800-82</w:t>
       </w:r>
       <w:r>
-        <w:t xml:space="preserve"> </w:t>
-      </w:r>
-      <w:r>
-        <w:t xml:space="preserve">&gt;</w:t>
-      </w:r>
-      <w:r>
-        <w:t xml:space="preserve"> </w:t>
+        <w:br/>
       </w:r>
       <w:r>
         <w:rPr>
           <w:rStyle w:val="VerbatimChar"/>
         </w:rPr>
-        <w:t xml:space="preserve">OT-Facing-IT</w:t>
-      </w:r>
-      <w:r>
-        <w:t xml:space="preserve">,</w:t>
-      </w:r>
-      <w:r>
-        <w:t xml:space="preserve"> </w:t>
+        <w:t xml:space="preserve">├── OT-Adjacent-IT (Historians, Patch-Servers-OT-Direction, Engineering-Workstations, Jump-Hosts-to-OT)</w:t>
+      </w:r>
+      <w:r>
+        <w:br/>
       </w:r>
       <w:r>
         <w:rPr>
           <w:rStyle w:val="VerbatimChar"/>
         </w:rPr>
-        <w:t xml:space="preserve">Industrial-DMZ</w:t>
-      </w:r>
-      <w:r>
-        <w:t xml:space="preserve">,</w:t>
-      </w:r>
-      <w:r>
-        <w:t xml:space="preserve"> </w:t>
+        <w:t xml:space="preserve">├── OT-Monitoring-IT-Side</w:t>
+      </w:r>
+      <w:r>
+        <w:br/>
       </w:r>
       <w:r>
         <w:rPr>
           <w:rStyle w:val="VerbatimChar"/>
         </w:rPr>
-        <w:t xml:space="preserve">Jump-Hosts</w:t>
-      </w:r>
-      <w:r>
-        <w:t xml:space="preserve">,</w:t>
-      </w:r>
-      <w:r>
-        <w:t xml:space="preserve"> </w:t>
+        <w:t xml:space="preserve">├── Enterprise-IT</w:t>
+      </w:r>
+      <w:r>
+        <w:br/>
       </w:r>
       <w:r>
         <w:rPr>
           <w:rStyle w:val="VerbatimChar"/>
         </w:rPr>
-        <w:t xml:space="preserve">Historians</w:t>
-      </w:r>
-      <w:r>
-        <w:t xml:space="preserve">,</w:t>
-      </w:r>
-      <w:r>
-        <w:t xml:space="preserve"> </w:t>
-      </w:r>
-      <w:r>
-        <w:rPr>
-          <w:rStyle w:val="VerbatimChar"/>
-        </w:rPr>
-        <w:t xml:space="preserve">Patch-Repositories</w:t>
-      </w:r>
-      <w:r>
-        <w:t xml:space="preserve">,</w:t>
-      </w:r>
-      <w:r>
-        <w:t xml:space="preserve"> </w:t>
-      </w:r>
-      <w:r>
-        <w:rPr>
-          <w:rStyle w:val="VerbatimChar"/>
-        </w:rPr>
-        <w:t xml:space="preserve">Vendor-Access</w:t>
-      </w:r>
-    </w:p>
-    <w:p>
-      <w:pPr>
-        <w:pStyle w:val="BodyText"/>
+        <w:t xml:space="preserve">└── OT-Zones (NOT instrumented by CSW; observed via flow visibility only)</w:t>
+      </w:r>
+    </w:p>
+    <w:p>
+      <w:pPr>
+        <w:pStyle w:val="FirstParagraph"/>
       </w:pPr>
       <w:r>
         <w:t xml:space="preserve">This scope pattern should be validated with the customer’s architecture, application owners, compliance team, and assessor before it is used for formal evidence.</w:t>
       </w:r>
     </w:p>
-    <w:bookmarkEnd w:id="11"/>
-    <w:bookmarkStart w:id="12" w:name="outcomes-csw-can-support"/>
+    <w:bookmarkEnd w:id="13"/>
+    <w:bookmarkStart w:id="14" w:name="in-scope-for-csw-evidence"/>
     <w:p>
       <w:pPr>
         <w:pStyle w:val="Heading2"/>
       </w:pPr>
       <w:r>
-        <w:t xml:space="preserve">Outcomes CSW Can Support</w:t>
+        <w:t xml:space="preserve">In Scope for CSW Evidence</w:t>
       </w:r>
     </w:p>
     <w:p>
@@ -238,7 +315,7 @@
         </w:numPr>
       </w:pPr>
       <w:r>
-        <w:t xml:space="preserve">Map IT-side workloads that support OT operations.</w:t>
+        <w:t xml:space="preserve">Network architecture and segmentation (IT side of the IT/OT boundary) - 800-53 SC-7, AC-4</w:t>
       </w:r>
     </w:p>
     <w:p>
@@ -250,7 +327,7 @@
         </w:numPr>
       </w:pPr>
       <w:r>
-        <w:t xml:space="preserve">Constrain jump-host, vendor, historian, and patch-repository paths.</w:t>
+        <w:t xml:space="preserve">Monitoring (IT side) - 800-53 SI-4, AU family</w:t>
       </w:r>
     </w:p>
     <w:p>
@@ -262,7 +339,7 @@
         </w:numPr>
       </w:pPr>
       <w:r>
-        <w:t xml:space="preserve">Identify high-risk ports and unexpected IT-to-OT communication.</w:t>
+        <w:t xml:space="preserve">Access control (workload-to-workload, IT side) - 800-53 AC-3, AC-4, AC-6</w:t>
       </w:r>
     </w:p>
     <w:p>
@@ -274,17 +351,41 @@
         </w:numPr>
       </w:pPr>
       <w:r>
-        <w:t xml:space="preserve">Separate CSW-covered IT workloads from OT-native visibility requirements.</w:t>
-      </w:r>
-    </w:p>
-    <w:bookmarkEnd w:id="12"/>
-    <w:bookmarkStart w:id="13" w:name="evidence-package"/>
+        <w:t xml:space="preserve">Vulnerability management (reachability-weighted, OT-aware) - 800-53 RA-5, SI-2</w:t>
+      </w:r>
+    </w:p>
+    <w:p>
+      <w:pPr>
+        <w:pStyle w:val="Compact"/>
+        <w:numPr>
+          <w:ilvl w:val="0"/>
+          <w:numId w:val="1001"/>
+        </w:numPr>
+      </w:pPr>
+      <w:r>
+        <w:t xml:space="preserve">Incident response (IT-side forensic input) - 800-53 IR family</w:t>
+      </w:r>
+    </w:p>
+    <w:p>
+      <w:pPr>
+        <w:pStyle w:val="Compact"/>
+        <w:numPr>
+          <w:ilvl w:val="0"/>
+          <w:numId w:val="1001"/>
+        </w:numPr>
+      </w:pPr>
+      <w:r>
+        <w:t xml:space="preserve">Configuration / change management (IT-side workspace baseline) - 800-53 CM family</w:t>
+      </w:r>
+    </w:p>
+    <w:bookmarkEnd w:id="14"/>
+    <w:bookmarkStart w:id="15" w:name="Xaed999129ed4b1f11f99b5af2968248bad86dd6"/>
     <w:p>
       <w:pPr>
         <w:pStyle w:val="Heading2"/>
       </w:pPr>
       <w:r>
-        <w:t xml:space="preserve">Evidence Package</w:t>
+        <w:t xml:space="preserve">Out of Scope (Must Be Evidenced by Other Controls / Tools / Processes)</w:t>
       </w:r>
     </w:p>
     <w:p>
@@ -296,7 +397,7 @@
         </w:numPr>
       </w:pPr>
       <w:r>
-        <w:t xml:space="preserve">OT-adjacent workload inventory</w:t>
+        <w:t xml:space="preserve">OT device-layer policy and protocol inspection (use an OT-native product)</w:t>
       </w:r>
     </w:p>
     <w:p>
@@ -308,7 +409,7 @@
         </w:numPr>
       </w:pPr>
       <w:r>
-        <w:t xml:space="preserve">Vendor and remote-access flow summary</w:t>
+        <w:t xml:space="preserve">OT change management and OT-side cybersecurity programme governance</w:t>
       </w:r>
     </w:p>
     <w:p>
@@ -320,7 +421,7 @@
         </w:numPr>
       </w:pPr>
       <w:r>
-        <w:t xml:space="preserve">Jump-host / historian dependency maps</w:t>
+        <w:t xml:space="preserve">Identity management and physical security</w:t>
       </w:r>
     </w:p>
     <w:p>
@@ -332,7 +433,7 @@
         </w:numPr>
       </w:pPr>
       <w:r>
-        <w:t xml:space="preserve">Cannot-instrument register</w:t>
+        <w:t xml:space="preserve">Cryptography for OT protocols</w:t>
       </w:r>
     </w:p>
     <w:p>
@@ -344,11 +445,593 @@
         </w:numPr>
       </w:pPr>
       <w:r>
-        <w:t xml:space="preserve">Policy candidate and rollback notes</w:t>
-      </w:r>
-    </w:p>
-    <w:bookmarkEnd w:id="13"/>
-    <w:bookmarkStart w:id="14" w:name="pov-workshop-approach"/>
+        <w:t xml:space="preserve">BCP/DR for OT operations</w:t>
+      </w:r>
+    </w:p>
+    <w:bookmarkEnd w:id="15"/>
+    <w:bookmarkStart w:id="16" w:name="framework-topic-csw-capability-map"/>
+    <w:p>
+      <w:pPr>
+        <w:pStyle w:val="Heading2"/>
+      </w:pPr>
+      <w:r>
+        <w:t xml:space="preserve">Framework Topic → CSW Capability Map</w:t>
+      </w:r>
+    </w:p>
+    <w:tbl>
+      <w:tblPr>
+        <w:tblStyle w:val="Table"/>
+        <w:tblW w:type="pct" w:w="5000"/>
+        <w:tblLayout w:type="fixed"/>
+        <w:tblLook w:firstRow="1" w:lastRow="0" w:firstColumn="0" w:lastColumn="0" w:noHBand="0" w:noVBand="0" w:val="0020"/>
+      </w:tblPr>
+      <w:tblGrid>
+        <w:gridCol w:w="2640"/>
+        <w:gridCol w:w="2640"/>
+        <w:gridCol w:w="2640"/>
+      </w:tblGrid>
+      <w:tr>
+        <w:trPr>
+          <w:tblHeader w:val="on"/>
+        </w:trPr>
+        <w:tc>
+          <w:tcPr/>
+          <w:p>
+            <w:pPr>
+              <w:pStyle w:val="Compact"/>
+            </w:pPr>
+            <w:r>
+              <w:t xml:space="preserve">Framework topic</w:t>
+            </w:r>
+          </w:p>
+        </w:tc>
+        <w:tc>
+          <w:tcPr/>
+          <w:p>
+            <w:pPr>
+              <w:pStyle w:val="Compact"/>
+            </w:pPr>
+            <w:r>
+              <w:t xml:space="preserve">CSW capability</w:t>
+            </w:r>
+          </w:p>
+        </w:tc>
+        <w:tc>
+          <w:tcPr/>
+          <w:p>
+            <w:pPr>
+              <w:pStyle w:val="Compact"/>
+            </w:pPr>
+            <w:r>
+              <w:t xml:space="preserve">Evidence artifact</w:t>
+            </w:r>
+          </w:p>
+        </w:tc>
+      </w:tr>
+      <w:tr>
+        <w:tc>
+          <w:tcPr/>
+          <w:p>
+            <w:pPr>
+              <w:pStyle w:val="Compact"/>
+            </w:pPr>
+            <w:r>
+              <w:t xml:space="preserve">Network architecture / segmentation (IT side)</w:t>
+            </w:r>
+          </w:p>
+        </w:tc>
+        <w:tc>
+          <w:tcPr/>
+          <w:p>
+            <w:pPr>
+              <w:pStyle w:val="Compact"/>
+            </w:pPr>
+            <w:r>
+              <w:t xml:space="preserve">Policy workspace; observed IT-OT flows; ADM-derived allowlist</w:t>
+            </w:r>
+          </w:p>
+        </w:tc>
+        <w:tc>
+          <w:tcPr/>
+          <w:p>
+            <w:pPr>
+              <w:pStyle w:val="Compact"/>
+            </w:pPr>
+            <w:r>
+              <w:t xml:space="preserve">Workspace snapshot + observed IT-OT flow report</w:t>
+            </w:r>
+          </w:p>
+        </w:tc>
+      </w:tr>
+      <w:tr>
+        <w:tc>
+          <w:tcPr/>
+          <w:p>
+            <w:pPr>
+              <w:pStyle w:val="Compact"/>
+            </w:pPr>
+            <w:r>
+              <w:t xml:space="preserve">Monitoring (IT side)</w:t>
+            </w:r>
+          </w:p>
+        </w:tc>
+        <w:tc>
+          <w:tcPr/>
+          <w:p>
+            <w:pPr>
+              <w:pStyle w:val="Compact"/>
+            </w:pPr>
+            <w:r>
+              <w:t xml:space="preserve">Continuous flow / process telemetry; alerts on unauthorised IT-OT flow</w:t>
+            </w:r>
+          </w:p>
+        </w:tc>
+        <w:tc>
+          <w:tcPr/>
+          <w:p>
+            <w:pPr>
+              <w:pStyle w:val="Compact"/>
+            </w:pPr>
+            <w:r>
+              <w:t xml:space="preserve">Alert and anomaly log scoped to OT-Adjacent-IT</w:t>
+            </w:r>
+          </w:p>
+        </w:tc>
+      </w:tr>
+      <w:tr>
+        <w:tc>
+          <w:tcPr/>
+          <w:p>
+            <w:pPr>
+              <w:pStyle w:val="Compact"/>
+            </w:pPr>
+            <w:r>
+              <w:t xml:space="preserve">Access control (IT side)</w:t>
+            </w:r>
+          </w:p>
+        </w:tc>
+        <w:tc>
+          <w:tcPr/>
+          <w:p>
+            <w:pPr>
+              <w:pStyle w:val="Compact"/>
+            </w:pPr>
+            <w:r>
+              <w:t xml:space="preserve">Workload-to-workload allowlist + enforcement log</w:t>
+            </w:r>
+          </w:p>
+        </w:tc>
+        <w:tc>
+          <w:tcPr/>
+          <w:p>
+            <w:pPr>
+              <w:pStyle w:val="Compact"/>
+            </w:pPr>
+            <w:r>
+              <w:t xml:space="preserve">Workspace snapshot and violation/exception register</w:t>
+            </w:r>
+          </w:p>
+        </w:tc>
+      </w:tr>
+      <w:tr>
+        <w:tc>
+          <w:tcPr/>
+          <w:p>
+            <w:pPr>
+              <w:pStyle w:val="Compact"/>
+            </w:pPr>
+            <w:r>
+              <w:t xml:space="preserve">Vulnerability management (OT-aware)</w:t>
+            </w:r>
+          </w:p>
+        </w:tc>
+        <w:tc>
+          <w:tcPr/>
+          <w:p>
+            <w:pPr>
+              <w:pStyle w:val="Compact"/>
+            </w:pPr>
+            <w:r>
+              <w:t xml:space="preserve">Reachability-weighted CVE on OT-adjacent IT workloads</w:t>
+            </w:r>
+          </w:p>
+        </w:tc>
+        <w:tc>
+          <w:tcPr/>
+          <w:p>
+            <w:pPr>
+              <w:pStyle w:val="Compact"/>
+            </w:pPr>
+            <w:r>
+              <w:t xml:space="preserve">Prioritised remediation list with compensating-control register</w:t>
+            </w:r>
+          </w:p>
+        </w:tc>
+      </w:tr>
+      <w:tr>
+        <w:tc>
+          <w:tcPr/>
+          <w:p>
+            <w:pPr>
+              <w:pStyle w:val="Compact"/>
+            </w:pPr>
+            <w:r>
+              <w:t xml:space="preserve">Incident response (IT side)</w:t>
+            </w:r>
+          </w:p>
+        </w:tc>
+        <w:tc>
+          <w:tcPr/>
+          <w:p>
+            <w:pPr>
+              <w:pStyle w:val="Compact"/>
+            </w:pPr>
+            <w:r>
+              <w:t xml:space="preserve">Forensic flow / process search across the incident window</w:t>
+            </w:r>
+          </w:p>
+        </w:tc>
+        <w:tc>
+          <w:tcPr/>
+          <w:p>
+            <w:pPr>
+              <w:pStyle w:val="Compact"/>
+            </w:pPr>
+            <w:r>
+              <w:t xml:space="preserve">Investigation pack with timeline and impact scope</w:t>
+            </w:r>
+          </w:p>
+        </w:tc>
+      </w:tr>
+      <w:tr>
+        <w:tc>
+          <w:tcPr/>
+          <w:p>
+            <w:pPr>
+              <w:pStyle w:val="Compact"/>
+            </w:pPr>
+            <w:r>
+              <w:t xml:space="preserve">Configuration management</w:t>
+            </w:r>
+          </w:p>
+        </w:tc>
+        <w:tc>
+          <w:tcPr/>
+          <w:p>
+            <w:pPr>
+              <w:pStyle w:val="Compact"/>
+            </w:pPr>
+            <w:r>
+              <w:t xml:space="preserve">Workspace snapshot before/after each change</w:t>
+            </w:r>
+          </w:p>
+        </w:tc>
+        <w:tc>
+          <w:tcPr/>
+          <w:p>
+            <w:pPr>
+              <w:pStyle w:val="Compact"/>
+            </w:pPr>
+            <w:r>
+              <w:t xml:space="preserve">Change-controlled policy workspace export</w:t>
+            </w:r>
+          </w:p>
+        </w:tc>
+      </w:tr>
+    </w:tbl>
+    <w:bookmarkEnd w:id="16"/>
+    <w:bookmarkStart w:id="17" w:name="evidence-collection-approach"/>
+    <w:p>
+      <w:pPr>
+        <w:pStyle w:val="Heading2"/>
+      </w:pPr>
+      <w:r>
+        <w:t xml:space="preserve">Evidence Collection Approach</w:t>
+      </w:r>
+    </w:p>
+    <w:p>
+      <w:pPr>
+        <w:pStyle w:val="FirstParagraph"/>
+      </w:pPr>
+      <w:r>
+        <w:t xml:space="preserve">The table below describes per-topic evidence collection - what to collect, the CSW source area, and a suggested cadence. The cadence should be tuned to the customer’s audit cycle, regulatory cadence, and risk appetite.</w:t>
+      </w:r>
+    </w:p>
+    <w:tbl>
+      <w:tblPr>
+        <w:tblStyle w:val="Table"/>
+        <w:tblW w:type="pct" w:w="5000"/>
+        <w:tblLayout w:type="fixed"/>
+        <w:tblLook w:firstRow="1" w:lastRow="0" w:firstColumn="0" w:lastColumn="0" w:noHBand="0" w:noVBand="0" w:val="0020"/>
+      </w:tblPr>
+      <w:tblGrid>
+        <w:gridCol w:w="1980"/>
+        <w:gridCol w:w="1980"/>
+        <w:gridCol w:w="1980"/>
+        <w:gridCol w:w="1980"/>
+      </w:tblGrid>
+      <w:tr>
+        <w:trPr>
+          <w:tblHeader w:val="on"/>
+        </w:trPr>
+        <w:tc>
+          <w:tcPr/>
+          <w:p>
+            <w:pPr>
+              <w:pStyle w:val="Compact"/>
+            </w:pPr>
+            <w:r>
+              <w:t xml:space="preserve">Topic</w:t>
+            </w:r>
+          </w:p>
+        </w:tc>
+        <w:tc>
+          <w:tcPr/>
+          <w:p>
+            <w:pPr>
+              <w:pStyle w:val="Compact"/>
+            </w:pPr>
+            <w:r>
+              <w:t xml:space="preserve">What to collect</w:t>
+            </w:r>
+          </w:p>
+        </w:tc>
+        <w:tc>
+          <w:tcPr/>
+          <w:p>
+            <w:pPr>
+              <w:pStyle w:val="Compact"/>
+            </w:pPr>
+            <w:r>
+              <w:t xml:space="preserve">CSW source</w:t>
+            </w:r>
+          </w:p>
+        </w:tc>
+        <w:tc>
+          <w:tcPr/>
+          <w:p>
+            <w:pPr>
+              <w:pStyle w:val="Compact"/>
+            </w:pPr>
+            <w:r>
+              <w:t xml:space="preserve">Suggested cadence</w:t>
+            </w:r>
+          </w:p>
+        </w:tc>
+      </w:tr>
+      <w:tr>
+        <w:tc>
+          <w:tcPr/>
+          <w:p>
+            <w:pPr>
+              <w:pStyle w:val="Compact"/>
+            </w:pPr>
+            <w:r>
+              <w:t xml:space="preserve">OT-adjacent IT inventory</w:t>
+            </w:r>
+          </w:p>
+        </w:tc>
+        <w:tc>
+          <w:tcPr/>
+          <w:p>
+            <w:pPr>
+              <w:pStyle w:val="Compact"/>
+            </w:pPr>
+            <w:r>
+              <w:t xml:space="preserve">Workloads adjacent to OT zones with isa_level and it_or_ot labels</w:t>
+            </w:r>
+          </w:p>
+        </w:tc>
+        <w:tc>
+          <w:tcPr/>
+          <w:p>
+            <w:pPr>
+              <w:pStyle w:val="Compact"/>
+            </w:pPr>
+            <w:r>
+              <w:t xml:space="preserve">Inventory + scope membership export</w:t>
+            </w:r>
+          </w:p>
+        </w:tc>
+        <w:tc>
+          <w:tcPr/>
+          <w:p>
+            <w:pPr>
+              <w:pStyle w:val="Compact"/>
+            </w:pPr>
+            <w:r>
+              <w:t xml:space="preserve">Monthly</w:t>
+            </w:r>
+          </w:p>
+        </w:tc>
+      </w:tr>
+      <w:tr>
+        <w:tc>
+          <w:tcPr/>
+          <w:p>
+            <w:pPr>
+              <w:pStyle w:val="Compact"/>
+            </w:pPr>
+            <w:r>
+              <w:t xml:space="preserve">IT-OT boundary flow evidence</w:t>
+            </w:r>
+          </w:p>
+        </w:tc>
+        <w:tc>
+          <w:tcPr/>
+          <w:p>
+            <w:pPr>
+              <w:pStyle w:val="Compact"/>
+            </w:pPr>
+            <w:r>
+              <w:t xml:space="preserve">Approved vs. observed IT-OT flow comparison</w:t>
+            </w:r>
+          </w:p>
+        </w:tc>
+        <w:tc>
+          <w:tcPr/>
+          <w:p>
+            <w:pPr>
+              <w:pStyle w:val="Compact"/>
+            </w:pPr>
+            <w:r>
+              <w:t xml:space="preserve">ADM workspace export + policy workspace export</w:t>
+            </w:r>
+          </w:p>
+        </w:tc>
+        <w:tc>
+          <w:tcPr/>
+          <w:p>
+            <w:pPr>
+              <w:pStyle w:val="Compact"/>
+            </w:pPr>
+            <w:r>
+              <w:t xml:space="preserve">Quarterly</w:t>
+            </w:r>
+          </w:p>
+        </w:tc>
+      </w:tr>
+      <w:tr>
+        <w:tc>
+          <w:tcPr/>
+          <w:p>
+            <w:pPr>
+              <w:pStyle w:val="Compact"/>
+            </w:pPr>
+            <w:r>
+              <w:t xml:space="preserve">Jump-host activity</w:t>
+            </w:r>
+          </w:p>
+        </w:tc>
+        <w:tc>
+          <w:tcPr/>
+          <w:p>
+            <w:pPr>
+              <w:pStyle w:val="Compact"/>
+            </w:pPr>
+            <w:r>
+              <w:t xml:space="preserve">Jump-host flows to OT-Zones with timing</w:t>
+            </w:r>
+          </w:p>
+        </w:tc>
+        <w:tc>
+          <w:tcPr/>
+          <w:p>
+            <w:pPr>
+              <w:pStyle w:val="Compact"/>
+            </w:pPr>
+            <w:r>
+              <w:t xml:space="preserve">Flow search on Jump-Hosts-to-OT</w:t>
+            </w:r>
+          </w:p>
+        </w:tc>
+        <w:tc>
+          <w:tcPr/>
+          <w:p>
+            <w:pPr>
+              <w:pStyle w:val="Compact"/>
+            </w:pPr>
+            <w:r>
+              <w:t xml:space="preserve">Continuous; reviewed monthly</w:t>
+            </w:r>
+          </w:p>
+        </w:tc>
+      </w:tr>
+      <w:tr>
+        <w:tc>
+          <w:tcPr/>
+          <w:p>
+            <w:pPr>
+              <w:pStyle w:val="Compact"/>
+            </w:pPr>
+            <w:r>
+              <w:t xml:space="preserve">Vulnerability + reachability</w:t>
+            </w:r>
+          </w:p>
+        </w:tc>
+        <w:tc>
+          <w:tcPr/>
+          <w:p>
+            <w:pPr>
+              <w:pStyle w:val="Compact"/>
+            </w:pPr>
+            <w:r>
+              <w:t xml:space="preserve">CVE list weighted by reach into OT-Zones</w:t>
+            </w:r>
+          </w:p>
+        </w:tc>
+        <w:tc>
+          <w:tcPr/>
+          <w:p>
+            <w:pPr>
+              <w:pStyle w:val="Compact"/>
+            </w:pPr>
+            <w:r>
+              <w:t xml:space="preserve">Vulnerability report scoped to NIST-800-82</w:t>
+            </w:r>
+          </w:p>
+        </w:tc>
+        <w:tc>
+          <w:tcPr/>
+          <w:p>
+            <w:pPr>
+              <w:pStyle w:val="Compact"/>
+            </w:pPr>
+            <w:r>
+              <w:t xml:space="preserve">Monthly</w:t>
+            </w:r>
+          </w:p>
+        </w:tc>
+      </w:tr>
+      <w:tr>
+        <w:tc>
+          <w:tcPr/>
+          <w:p>
+            <w:pPr>
+              <w:pStyle w:val="Compact"/>
+            </w:pPr>
+            <w:r>
+              <w:t xml:space="preserve">Incident sample (IT side)</w:t>
+            </w:r>
+          </w:p>
+        </w:tc>
+        <w:tc>
+          <w:tcPr/>
+          <w:p>
+            <w:pPr>
+              <w:pStyle w:val="Compact"/>
+            </w:pPr>
+            <w:r>
+              <w:t xml:space="preserve">One representative IT-side incident timeline</w:t>
+            </w:r>
+          </w:p>
+        </w:tc>
+        <w:tc>
+          <w:tcPr/>
+          <w:p>
+            <w:pPr>
+              <w:pStyle w:val="Compact"/>
+            </w:pPr>
+            <w:r>
+              <w:t xml:space="preserve">Flow + process search</w:t>
+            </w:r>
+          </w:p>
+        </w:tc>
+        <w:tc>
+          <w:tcPr/>
+          <w:p>
+            <w:pPr>
+              <w:pStyle w:val="Compact"/>
+            </w:pPr>
+            <w:r>
+              <w:t xml:space="preserve">Per incident; one representative sample per audit cycle</w:t>
+            </w:r>
+          </w:p>
+        </w:tc>
+      </w:tr>
+    </w:tbl>
+    <w:bookmarkEnd w:id="17"/>
+    <w:bookmarkStart w:id="18" w:name="pov-workshop-approach"/>
     <w:p>
       <w:pPr>
         <w:pStyle w:val="Heading2"/>
@@ -366,7 +1049,7 @@
         </w:numPr>
       </w:pPr>
       <w:r>
-        <w:t xml:space="preserve">Select one business service, regulated boundary, or critical workload group.</w:t>
+        <w:t xml:space="preserve">Confirm the framework version and assessment cycle with the customer’s compliance team.</w:t>
       </w:r>
     </w:p>
     <w:p>
@@ -378,7 +1061,7 @@
         </w:numPr>
       </w:pPr>
       <w:r>
-        <w:t xml:space="preserve">Validate workload coverage and install sensors or configure supported connectors.</w:t>
+        <w:t xml:space="preserve">Select one business service, regulated boundary, or critical workload group to start with; do not attempt to instrument the entire estate in the POV.</w:t>
       </w:r>
     </w:p>
     <w:p>
@@ -390,7 +1073,7 @@
         </w:numPr>
       </w:pPr>
       <w:r>
-        <w:t xml:space="preserve">Apply labels for application, environment, owner, data class, criticality, compliance scope, and lifecycle.</w:t>
+        <w:t xml:space="preserve">Validate workload coverage and install sensors or configure supported connectors. Document the cannot-instrument register; this is itself evidence.</w:t>
       </w:r>
     </w:p>
     <w:p>
@@ -402,7 +1085,76 @@
         </w:numPr>
       </w:pPr>
       <w:r>
-        <w:t xml:space="preserve">Observe flows over a representative business window.</w:t>
+        <w:t xml:space="preserve">Apply labels for application, environment, owner, data class, criticality, compliance scope, and any framework-specific tags (e.g. </w:t>
+      </w:r>
+      <w:r>
+        <w:rPr>
+          <w:rStyle w:val="VerbatimChar"/>
+        </w:rPr>
+        <w:t xml:space="preserve">tenant</w:t>
+      </w:r>
+      <w:r>
+        <w:t xml:space="preserve">,</w:t>
+      </w:r>
+      <w:r>
+        <w:t xml:space="preserve"> </w:t>
+      </w:r>
+      <w:r>
+        <w:rPr>
+          <w:rStyle w:val="VerbatimChar"/>
+        </w:rPr>
+        <w:t xml:space="preserve">prototype</w:t>
+      </w:r>
+      <w:r>
+        <w:t xml:space="preserve">,</w:t>
+      </w:r>
+      <w:r>
+        <w:t xml:space="preserve"> </w:t>
+      </w:r>
+      <w:r>
+        <w:rPr>
+          <w:rStyle w:val="VerbatimChar"/>
+        </w:rPr>
+        <w:t xml:space="preserve">isa_level</w:t>
+      </w:r>
+      <w:r>
+        <w:t xml:space="preserve">,</w:t>
+      </w:r>
+      <w:r>
+        <w:t xml:space="preserve"> </w:t>
+      </w:r>
+      <w:r>
+        <w:rPr>
+          <w:rStyle w:val="VerbatimChar"/>
+        </w:rPr>
+        <w:t xml:space="preserve">npi</w:t>
+      </w:r>
+      <w:r>
+        <w:t xml:space="preserve">,</w:t>
+      </w:r>
+      <w:r>
+        <w:t xml:space="preserve"> </w:t>
+      </w:r>
+      <w:r>
+        <w:rPr>
+          <w:rStyle w:val="VerbatimChar"/>
+        </w:rPr>
+        <w:t xml:space="preserve">cui</w:t>
+      </w:r>
+      <w:r>
+        <w:t xml:space="preserve">,</w:t>
+      </w:r>
+      <w:r>
+        <w:t xml:space="preserve"> </w:t>
+      </w:r>
+      <w:r>
+        <w:rPr>
+          <w:rStyle w:val="VerbatimChar"/>
+        </w:rPr>
+        <w:t xml:space="preserve">ephi</w:t>
+      </w:r>
+      <w:r>
+        <w:t xml:space="preserve">).</w:t>
       </w:r>
     </w:p>
     <w:p>
@@ -414,7 +1166,7 @@
         </w:numPr>
       </w:pPr>
       <w:r>
-        <w:t xml:space="preserve">Use ADM to generate a candidate policy and review it with the application owner.</w:t>
+        <w:t xml:space="preserve">Observe flows over a representative business window. Minimum two weeks; longer if the customer has month-end, quarterly, or seasonal cycles relevant to the scope.</w:t>
       </w:r>
     </w:p>
     <w:p>
@@ -426,11 +1178,23 @@
         </w:numPr>
       </w:pPr>
       <w:r>
-        <w:t xml:space="preserve">Package inventory, scope, flows, policy, exceptions, and known gaps as the evidence output.</w:t>
-      </w:r>
-    </w:p>
-    <w:bookmarkEnd w:id="14"/>
-    <w:bookmarkStart w:id="15" w:name="boundaries-and-complementary-controls"/>
+        <w:t xml:space="preserve">Use ADM to generate a candidate policy. Review with the application owner. Run in Simulation mode for at least two weeks before any enforcement.</w:t>
+      </w:r>
+    </w:p>
+    <w:p>
+      <w:pPr>
+        <w:pStyle w:val="Compact"/>
+        <w:numPr>
+          <w:ilvl w:val="0"/>
+          <w:numId w:val="1003"/>
+        </w:numPr>
+      </w:pPr>
+      <w:r>
+        <w:t xml:space="preserve">Package inventory, scope, flows, policy, exceptions, and known gaps as the evidence output. Cross-reference this report’s evidence collection table with the customer’s existing audit work-papers.</w:t>
+      </w:r>
+    </w:p>
+    <w:bookmarkEnd w:id="18"/>
+    <w:bookmarkStart w:id="19" w:name="boundaries-and-complementary-controls"/>
     <w:p>
       <w:pPr>
         <w:pStyle w:val="Heading2"/>
@@ -444,16 +1208,34 @@
         <w:pStyle w:val="FirstParagraph"/>
       </w:pPr>
       <w:r>
-        <w:t xml:space="preserve">CSW does not inspect PLC/RTU/IED/HMI fieldbus behavior or replace Cyber Vision, Claroty, Nozomi, Dragos, OT firewalls, or plant change control.</w:t>
-      </w:r>
-    </w:p>
-    <w:bookmarkEnd w:id="15"/>
-    <w:bookmarkStart w:id="16" w:name="disclaimer"/>
+        <w:t xml:space="preserve">CSW does not enforce policy on OT devices, parse OT protocols (Modbus, DNP3, S7, OPC UA, etc.), manage OT change windows, replace an OT-native product (Cyber Vision, Claroty, Nozomi), or replace the OT cybersecurity programme.</w:t>
+      </w:r>
+    </w:p>
+    <w:bookmarkEnd w:id="19"/>
+    <w:bookmarkStart w:id="20" w:name="assessor-auditor-caveat"/>
     <w:p>
       <w:pPr>
         <w:pStyle w:val="Heading2"/>
       </w:pPr>
       <w:r>
+        <w:t xml:space="preserve">Assessor / Auditor Caveat</w:t>
+      </w:r>
+    </w:p>
+    <w:p>
+      <w:pPr>
+        <w:pStyle w:val="FirstParagraph"/>
+      </w:pPr>
+      <w:r>
+        <w:t xml:space="preserve">CSW provides technical evidence inputs. The customer’s qualified assessor, auditor, certifying body, or regulator determines compliance status. Validate all framework-topic mappings, control IDs, paragraph references, and section numbers in this report against the current official framework text. If the customer is being assessed against a version other than the one referenced in the framework version note above, revalidate before use.</w:t>
+      </w:r>
+    </w:p>
+    <w:bookmarkEnd w:id="20"/>
+    <w:bookmarkStart w:id="21" w:name="disclaimer"/>
+    <w:p>
+      <w:pPr>
+        <w:pStyle w:val="Heading2"/>
+      </w:pPr>
+      <w:r>
         <w:t xml:space="preserve">Disclaimer</w:t>
       </w:r>
     </w:p>
@@ -465,8 +1247,8 @@
         <w:t xml:space="preserve">This report is for informational and planning purposes. It is not legal, regulatory, audit, or certification advice. Validate all mappings against the current official framework text, the customer’s environment, and qualified compliance, legal, and audit professionals.</w:t>
       </w:r>
     </w:p>
-    <w:bookmarkEnd w:id="16"/>
-    <w:bookmarkEnd w:id="17"/>
+    <w:bookmarkEnd w:id="21"/>
+    <w:bookmarkEnd w:id="22"/>
     <w:sectPr>
       <w:footnotePr>
         <w:numRestart w:val="eachSect"/>
